--- a/tfl/tables/T-CM-01.docx
+++ b/tfl/tables/T-CM-01.docx
@@ -4080,7 +4080,7 @@
           <w:szCs w:val="14"/>
           <w:color w:val="C0392B"/>
         </w:rPr>
-        <w:t xml:space="preserve">DRAFT — produced 2026-07-19 — synthetic data, NOT for regulatory submission</w:t>
+        <w:t xml:space="preserve">DRAFT — produced 2026-09-20 — synthetic data, NOT for regulatory submission</w:t>
       </w:r>
     </w:p>
     <w:sectPr>

--- a/tfl/tables/T-CM-01.docx
+++ b/tfl/tables/T-CM-01.docx
@@ -129,7 +129,7 @@
           <w:szCs w:val="18"/>
           <w:color w:val="444444"/>
         </w:rPr>
-        <w:t xml:space="preserve">Safety Population (N=449)</w:t>
+        <w:t xml:space="preserve">Safety Population (N=450)</w:t>
       </w:r>
     </w:p>
     <w:p>
@@ -288,7 +288,7 @@
                 <w:szCs w:val="18"/>
                 <w:color w:val="FFFFFF"/>
               </w:rPr>
-              <w:t xml:space="preserve">(N=225)</w:t>
+              <w:t xml:space="preserve">(N=300)</w:t>
             </w:r>
           </w:p>
         </w:tc>
@@ -369,7 +369,7 @@
                 <w:szCs w:val="18"/>
                 <w:color w:val="FFFFFF"/>
               </w:rPr>
-              <w:t xml:space="preserve">(N=224)</w:t>
+              <w:t xml:space="preserve">(N=150)</w:t>
             </w:r>
           </w:p>
         </w:tc>
@@ -484,7 +484,7 @@
                 <w:szCs w:val="18"/>
                 <w:color w:val="000000"/>
               </w:rPr>
-              <w:t xml:space="preserve">122 (54.2)</w:t>
+              <w:t xml:space="preserve">160 (53.3)</w:t>
             </w:r>
           </w:p>
         </w:tc>
@@ -539,7 +539,7 @@
                 <w:szCs w:val="18"/>
                 <w:color w:val="000000"/>
               </w:rPr>
-              <w:t xml:space="preserve">118 (52.7)</w:t>
+              <w:t xml:space="preserve">81 (54.0)</w:t>
             </w:r>
           </w:p>
         </w:tc>
@@ -599,7 +599,7 @@
                 <w:szCs w:val="18"/>
                 <w:color w:val="000000"/>
               </w:rPr>
-              <w:t xml:space="preserve">  ESCITALOPRAM</w:t>
+              <w:t xml:space="preserve">  SERTRALINE</w:t>
             </w:r>
           </w:p>
         </w:tc>
@@ -654,7 +654,7 @@
                 <w:szCs w:val="18"/>
                 <w:color w:val="000000"/>
               </w:rPr>
-              <w:t xml:space="preserve">74 (32.9)</w:t>
+              <w:t xml:space="preserve">94 (31.3)</w:t>
             </w:r>
           </w:p>
         </w:tc>
@@ -709,7 +709,7 @@
                 <w:szCs w:val="18"/>
                 <w:color w:val="000000"/>
               </w:rPr>
-              <w:t xml:space="preserve">65 (29.0)</w:t>
+              <w:t xml:space="preserve">51 (34.0)</w:t>
             </w:r>
           </w:p>
         </w:tc>
@@ -769,7 +769,7 @@
                 <w:szCs w:val="18"/>
                 <w:color w:val="000000"/>
               </w:rPr>
-              <w:t xml:space="preserve">  SERTRALINE</w:t>
+              <w:t xml:space="preserve">  ESCITALOPRAM</w:t>
             </w:r>
           </w:p>
         </w:tc>
@@ -824,7 +824,7 @@
                 <w:szCs w:val="18"/>
                 <w:color w:val="000000"/>
               </w:rPr>
-              <w:t xml:space="preserve">67 (29.8)</w:t>
+              <w:t xml:space="preserve">95 (31.7)</w:t>
             </w:r>
           </w:p>
         </w:tc>
@@ -879,7 +879,7 @@
                 <w:szCs w:val="18"/>
                 <w:color w:val="000000"/>
               </w:rPr>
-              <w:t xml:space="preserve">72 (32.1)</w:t>
+              <w:t xml:space="preserve">43 (28.7)</w:t>
             </w:r>
           </w:p>
         </w:tc>
@@ -994,7 +994,7 @@
                 <w:szCs w:val="18"/>
                 <w:color w:val="000000"/>
               </w:rPr>
-              <w:t xml:space="preserve">124 (55.1)</w:t>
+              <w:t xml:space="preserve">174 (58.0)</w:t>
             </w:r>
           </w:p>
         </w:tc>
@@ -1049,7 +1049,7 @@
                 <w:szCs w:val="18"/>
                 <w:color w:val="000000"/>
               </w:rPr>
-              <w:t xml:space="preserve">125 (55.8)</w:t>
+              <w:t xml:space="preserve">76 (50.7)</w:t>
             </w:r>
           </w:p>
         </w:tc>
@@ -1164,7 +1164,7 @@
                 <w:szCs w:val="18"/>
                 <w:color w:val="000000"/>
               </w:rPr>
-              <w:t xml:space="preserve">76 (33.8)</w:t>
+              <w:t xml:space="preserve">107 (35.7)</w:t>
             </w:r>
           </w:p>
         </w:tc>
@@ -1219,7 +1219,7 @@
                 <w:szCs w:val="18"/>
                 <w:color w:val="000000"/>
               </w:rPr>
-              <w:t xml:space="preserve">78 (34.8)</w:t>
+              <w:t xml:space="preserve">43 (28.7)</w:t>
             </w:r>
           </w:p>
         </w:tc>
@@ -1334,7 +1334,7 @@
                 <w:szCs w:val="18"/>
                 <w:color w:val="000000"/>
               </w:rPr>
-              <w:t xml:space="preserve">76 (33.8)</w:t>
+              <w:t xml:space="preserve">106 (35.3)</w:t>
             </w:r>
           </w:p>
         </w:tc>
@@ -1389,7 +1389,7 @@
                 <w:szCs w:val="18"/>
                 <w:color w:val="000000"/>
               </w:rPr>
-              <w:t xml:space="preserve">78 (34.8)</w:t>
+              <w:t xml:space="preserve">53 (35.3)</w:t>
             </w:r>
           </w:p>
         </w:tc>
@@ -1504,7 +1504,7 @@
                 <w:szCs w:val="18"/>
                 <w:color w:val="000000"/>
               </w:rPr>
-              <w:t xml:space="preserve">133 (59.1)</w:t>
+              <w:t xml:space="preserve">170 (56.7)</w:t>
             </w:r>
           </w:p>
         </w:tc>
@@ -1559,7 +1559,7 @@
                 <w:szCs w:val="18"/>
                 <w:color w:val="000000"/>
               </w:rPr>
-              <w:t xml:space="preserve">121 (54.0)</w:t>
+              <w:t xml:space="preserve">79 (52.7)</w:t>
             </w:r>
           </w:p>
         </w:tc>
@@ -1619,7 +1619,7 @@
                 <w:szCs w:val="18"/>
                 <w:color w:val="000000"/>
               </w:rPr>
-              <w:t xml:space="preserve">  ATORVASTATIN</w:t>
+              <w:t xml:space="preserve">  SIMVASTATIN</w:t>
             </w:r>
           </w:p>
         </w:tc>
@@ -1674,7 +1674,7 @@
                 <w:szCs w:val="18"/>
                 <w:color w:val="000000"/>
               </w:rPr>
-              <w:t xml:space="preserve">75 (33.3)</w:t>
+              <w:t xml:space="preserve">100 (33.3)</w:t>
             </w:r>
           </w:p>
         </w:tc>
@@ -1729,7 +1729,7 @@
                 <w:szCs w:val="18"/>
                 <w:color w:val="000000"/>
               </w:rPr>
-              <w:t xml:space="preserve">69 (30.8)</w:t>
+              <w:t xml:space="preserve">44 (29.3)</w:t>
             </w:r>
           </w:p>
         </w:tc>
@@ -1789,7 +1789,7 @@
                 <w:szCs w:val="18"/>
                 <w:color w:val="000000"/>
               </w:rPr>
-              <w:t xml:space="preserve">  SIMVASTATIN</w:t>
+              <w:t xml:space="preserve">  ATORVASTATIN</w:t>
             </w:r>
           </w:p>
         </w:tc>
@@ -1844,7 +1844,7 @@
                 <w:szCs w:val="18"/>
                 <w:color w:val="000000"/>
               </w:rPr>
-              <w:t xml:space="preserve">75 (33.3)</w:t>
+              <w:t xml:space="preserve">94 (31.3)</w:t>
             </w:r>
           </w:p>
         </w:tc>
@@ -1899,7 +1899,7 @@
                 <w:szCs w:val="18"/>
                 <w:color w:val="000000"/>
               </w:rPr>
-              <w:t xml:space="preserve">68 (30.4)</w:t>
+              <w:t xml:space="preserve">45 (30.0)</w:t>
             </w:r>
           </w:p>
         </w:tc>
@@ -2014,7 +2014,7 @@
                 <w:szCs w:val="18"/>
                 <w:color w:val="000000"/>
               </w:rPr>
-              <w:t xml:space="preserve">151 (67.1)</w:t>
+              <w:t xml:space="preserve">203 (67.7)</w:t>
             </w:r>
           </w:p>
         </w:tc>
@@ -2069,7 +2069,7 @@
                 <w:szCs w:val="18"/>
                 <w:color w:val="000000"/>
               </w:rPr>
-              <w:t xml:space="preserve">148 (66.1)</w:t>
+              <w:t xml:space="preserve">100 (66.7)</w:t>
             </w:r>
           </w:p>
         </w:tc>
@@ -2184,7 +2184,7 @@
                 <w:szCs w:val="18"/>
                 <w:color w:val="000000"/>
               </w:rPr>
-              <w:t xml:space="preserve">79 (35.1)</w:t>
+              <w:t xml:space="preserve">99 (33.0)</w:t>
             </w:r>
           </w:p>
         </w:tc>
@@ -2239,7 +2239,7 @@
                 <w:szCs w:val="18"/>
                 <w:color w:val="000000"/>
               </w:rPr>
-              <w:t xml:space="preserve">73 (32.6)</w:t>
+              <w:t xml:space="preserve">50 (33.3)</w:t>
             </w:r>
           </w:p>
         </w:tc>
@@ -2299,7 +2299,7 @@
                 <w:szCs w:val="18"/>
                 <w:color w:val="000000"/>
               </w:rPr>
-              <w:t xml:space="preserve">  AMOXICILLIN</w:t>
+              <w:t xml:space="preserve">  LEVOFLOXACIN</w:t>
             </w:r>
           </w:p>
         </w:tc>
@@ -2354,7 +2354,7 @@
                 <w:szCs w:val="18"/>
                 <w:color w:val="000000"/>
               </w:rPr>
-              <w:t xml:space="preserve">66 (29.3)</w:t>
+              <w:t xml:space="preserve">94 (31.3)</w:t>
             </w:r>
           </w:p>
         </w:tc>
@@ -2409,7 +2409,7 @@
                 <w:szCs w:val="18"/>
                 <w:color w:val="000000"/>
               </w:rPr>
-              <w:t xml:space="preserve">72 (32.1)</w:t>
+              <w:t xml:space="preserve">44 (29.3)</w:t>
             </w:r>
           </w:p>
         </w:tc>
@@ -2469,7 +2469,7 @@
                 <w:szCs w:val="18"/>
                 <w:color w:val="000000"/>
               </w:rPr>
-              <w:t xml:space="preserve">  LEVOFLOXACIN</w:t>
+              <w:t xml:space="preserve">  AMOXICILLIN</w:t>
             </w:r>
           </w:p>
         </w:tc>
@@ -2524,7 +2524,7 @@
                 <w:szCs w:val="18"/>
                 <w:color w:val="000000"/>
               </w:rPr>
-              <w:t xml:space="preserve">70 (31.1)</w:t>
+              <w:t xml:space="preserve">88 (29.3)</w:t>
             </w:r>
           </w:p>
         </w:tc>
@@ -2579,7 +2579,7 @@
                 <w:szCs w:val="18"/>
                 <w:color w:val="000000"/>
               </w:rPr>
-              <w:t xml:space="preserve">59 (26.3)</w:t>
+              <w:t xml:space="preserve">46 (30.7)</w:t>
             </w:r>
           </w:p>
         </w:tc>
@@ -2694,7 +2694,7 @@
                 <w:szCs w:val="18"/>
                 <w:color w:val="000000"/>
               </w:rPr>
-              <w:t xml:space="preserve">225 (100.0)</w:t>
+              <w:t xml:space="preserve">300 (100.0)</w:t>
             </w:r>
           </w:p>
         </w:tc>
@@ -2749,7 +2749,7 @@
                 <w:szCs w:val="18"/>
                 <w:color w:val="000000"/>
               </w:rPr>
-              <w:t xml:space="preserve">224 (100.0)</w:t>
+              <w:t xml:space="preserve">150 (100.0)</w:t>
             </w:r>
           </w:p>
         </w:tc>
@@ -2864,7 +2864,7 @@
                 <w:szCs w:val="18"/>
                 <w:color w:val="000000"/>
               </w:rPr>
-              <w:t xml:space="preserve">114 (50.7)</w:t>
+              <w:t xml:space="preserve">165 (55.0)</w:t>
             </w:r>
           </w:p>
         </w:tc>
@@ -2919,7 +2919,7 @@
                 <w:szCs w:val="18"/>
                 <w:color w:val="000000"/>
               </w:rPr>
-              <w:t xml:space="preserve">123 (54.9)</w:t>
+              <w:t xml:space="preserve">81 (54.0)</w:t>
             </w:r>
           </w:p>
         </w:tc>
@@ -2979,7 +2979,7 @@
                 <w:szCs w:val="18"/>
                 <w:color w:val="000000"/>
               </w:rPr>
-              <w:t xml:space="preserve">  METOCLOPRAMIDE</w:t>
+              <w:t xml:space="preserve">  GRANISETRON</w:t>
             </w:r>
           </w:p>
         </w:tc>
@@ -3034,7 +3034,7 @@
                 <w:szCs w:val="18"/>
                 <w:color w:val="000000"/>
               </w:rPr>
-              <w:t xml:space="preserve">121 (53.8)</w:t>
+              <w:t xml:space="preserve">131 (43.7)</w:t>
             </w:r>
           </w:p>
         </w:tc>
@@ -3089,7 +3089,7 @@
                 <w:szCs w:val="18"/>
                 <w:color w:val="000000"/>
               </w:rPr>
-              <w:t xml:space="preserve">108 (48.2)</w:t>
+              <w:t xml:space="preserve">81 (54.0)</w:t>
             </w:r>
           </w:p>
         </w:tc>
@@ -3149,7 +3149,7 @@
                 <w:szCs w:val="18"/>
                 <w:color w:val="000000"/>
               </w:rPr>
-              <w:t xml:space="preserve">  GRANISETRON</w:t>
+              <w:t xml:space="preserve">  METOCLOPRAMIDE</w:t>
             </w:r>
           </w:p>
         </w:tc>
@@ -3204,7 +3204,7 @@
                 <w:szCs w:val="18"/>
                 <w:color w:val="000000"/>
               </w:rPr>
-              <w:t xml:space="preserve">104 (46.2)</w:t>
+              <w:t xml:space="preserve">160 (53.3)</w:t>
             </w:r>
           </w:p>
         </w:tc>
@@ -3259,7 +3259,7 @@
                 <w:szCs w:val="18"/>
                 <w:color w:val="000000"/>
               </w:rPr>
-              <w:t xml:space="preserve">112 (50.0)</w:t>
+              <w:t xml:space="preserve">69 (46.0)</w:t>
             </w:r>
           </w:p>
         </w:tc>
@@ -3374,7 +3374,7 @@
                 <w:szCs w:val="18"/>
                 <w:color w:val="000000"/>
               </w:rPr>
-              <w:t xml:space="preserve">111 (49.3)</w:t>
+              <w:t xml:space="preserve">143 (47.7)</w:t>
             </w:r>
           </w:p>
         </w:tc>
@@ -3429,7 +3429,7 @@
                 <w:szCs w:val="18"/>
                 <w:color w:val="000000"/>
               </w:rPr>
-              <w:t xml:space="preserve">104 (46.4)</w:t>
+              <w:t xml:space="preserve">69 (46.0)</w:t>
             </w:r>
           </w:p>
         </w:tc>
@@ -3544,7 +3544,7 @@
                 <w:szCs w:val="18"/>
                 <w:color w:val="000000"/>
               </w:rPr>
-              <w:t xml:space="preserve">39 (17.3)</w:t>
+              <w:t xml:space="preserve">41 (13.7)</w:t>
             </w:r>
           </w:p>
         </w:tc>
@@ -3599,7 +3599,7 @@
                 <w:szCs w:val="18"/>
                 <w:color w:val="000000"/>
               </w:rPr>
-              <w:t xml:space="preserve">40 (17.9)</w:t>
+              <w:t xml:space="preserve">30 (20.0)</w:t>
             </w:r>
           </w:p>
         </w:tc>
@@ -3769,7 +3769,7 @@
                 <w:szCs w:val="18"/>
                 <w:color w:val="000000"/>
               </w:rPr>
-              <w:t xml:space="preserve">24 (10.7)</w:t>
+              <w:t xml:space="preserve">21 (14.0)</w:t>
             </w:r>
           </w:p>
         </w:tc>
@@ -3884,7 +3884,7 @@
                 <w:szCs w:val="18"/>
                 <w:color w:val="000000"/>
               </w:rPr>
-              <w:t xml:space="preserve">24 (10.7)</w:t>
+              <w:t xml:space="preserve">26 (8.7)</w:t>
             </w:r>
           </w:p>
         </w:tc>
@@ -3939,7 +3939,7 @@
                 <w:szCs w:val="18"/>
                 <w:color w:val="000000"/>
               </w:rPr>
-              <w:t xml:space="preserve">8 (3.6)</w:t>
+              <w:t xml:space="preserve">5 (3.3)</w:t>
             </w:r>
           </w:p>
         </w:tc>
